--- a/Scheme/香港华达医药数字化转型案例.docx
+++ b/Scheme/香港华达医药数字化转型案例.docx
@@ -85,6 +85,7 @@
     <w:p>
       <w:pPr>
         <w:numPr>
+          <w:ilvl w:val="0"/>
           <w:numId w:val="0"/>
         </w:numPr>
         <w:ind w:leftChars="0" w:firstLine="420" w:firstLineChars="0"/>
@@ -661,7 +662,21 @@
           <w:rFonts w:hint="default"/>
           <w:lang w:val="en-US" w:eastAsia="zh-CN"/>
         </w:rPr>
-        <w:t>适用于集团化、多法人、多业务系统并行运营的企业。香港华达项目上线范围覆盖多家公司，并通过 WorkPilot 平台、Dynamic 系统、S300 设备、K1 终端等实现业务连接。</w:t>
+        <w:t xml:space="preserve">适用于集团化、多法人、多业务系统并行运营的企业。香港华达项目上线范围覆盖多家公司，并通过 </w:t>
+      </w:r>
+      <w:r>
+        <w:rPr>
+          <w:rFonts w:hint="eastAsia"/>
+          <w:lang w:val="en-US" w:eastAsia="zh-CN"/>
+        </w:rPr>
+        <w:t>Worko</w:t>
+      </w:r>
+      <w:r>
+        <w:rPr>
+          <w:rFonts w:hint="default"/>
+          <w:lang w:val="en-US" w:eastAsia="zh-CN"/>
+        </w:rPr>
+        <w:t>Pilot 平台、Dynamic 系统、S300 设备、K1 终端等实现业务连接。</w:t>
       </w:r>
     </w:p>
     <w:p>
@@ -691,6 +706,7 @@
     <w:p>
       <w:pPr>
         <w:numPr>
+          <w:ilvl w:val="0"/>
           <w:numId w:val="0"/>
         </w:numPr>
         <w:ind w:leftChars="0"/>
@@ -710,6 +726,7 @@
     <w:p>
       <w:pPr>
         <w:numPr>
+          <w:ilvl w:val="0"/>
           <w:numId w:val="0"/>
         </w:numPr>
         <w:ind w:leftChars="0" w:firstLine="420" w:firstLineChars="0"/>
@@ -729,6 +746,7 @@
     <w:p>
       <w:pPr>
         <w:numPr>
+          <w:ilvl w:val="0"/>
           <w:numId w:val="0"/>
         </w:numPr>
         <w:ind w:leftChars="0"/>
@@ -748,6 +766,7 @@
     <w:p>
       <w:pPr>
         <w:numPr>
+          <w:ilvl w:val="0"/>
           <w:numId w:val="0"/>
         </w:numPr>
         <w:ind w:leftChars="0" w:firstLine="420" w:firstLineChars="0"/>
@@ -767,6 +786,7 @@
     <w:p>
       <w:pPr>
         <w:numPr>
+          <w:ilvl w:val="0"/>
           <w:numId w:val="0"/>
         </w:numPr>
         <w:ind w:leftChars="0"/>
@@ -786,6 +806,7 @@
     <w:p>
       <w:pPr>
         <w:numPr>
+          <w:ilvl w:val="0"/>
           <w:numId w:val="0"/>
         </w:numPr>
         <w:ind w:leftChars="0" w:firstLine="420" w:firstLineChars="0"/>
@@ -805,6 +826,7 @@
     <w:p>
       <w:pPr>
         <w:numPr>
+          <w:ilvl w:val="0"/>
           <w:numId w:val="0"/>
         </w:numPr>
         <w:ind w:leftChars="0"/>
@@ -817,6 +839,7 @@
     <w:p>
       <w:pPr>
         <w:numPr>
+          <w:ilvl w:val="0"/>
           <w:numId w:val="0"/>
         </w:numPr>
         <w:ind w:leftChars="0"/>
@@ -836,6 +859,7 @@
     <w:p>
       <w:pPr>
         <w:numPr>
+          <w:ilvl w:val="0"/>
           <w:numId w:val="0"/>
         </w:numPr>
         <w:ind w:leftChars="0" w:firstLine="420" w:firstLineChars="0"/>
@@ -849,12 +873,27 @@
           <w:rFonts w:hint="default"/>
           <w:lang w:val="en-US" w:eastAsia="zh-CN"/>
         </w:rPr>
-        <w:t>方案连接 Dynamic 系统、WhatsApp、智能硬件终端和 WorkPilot 平台，让后台系统与销售、仓储、配送、财务等业务现场形成闭环，减少信息孤岛。项目目标中也明确包括建立系统间数据集成、消除信息孤岛。</w:t>
-      </w:r>
-    </w:p>
-    <w:p>
-      <w:pPr>
-        <w:numPr>
+        <w:t xml:space="preserve">方案连接 Dynamic 系统、WhatsApp、智能硬件终端和 </w:t>
+      </w:r>
+      <w:r>
+        <w:rPr>
+          <w:rFonts w:hint="eastAsia"/>
+          <w:lang w:val="en-US" w:eastAsia="zh-CN"/>
+        </w:rPr>
+        <w:t>Worko</w:t>
+      </w:r>
+      <w:r>
+        <w:rPr>
+          <w:rFonts w:hint="default"/>
+          <w:lang w:val="en-US" w:eastAsia="zh-CN"/>
+        </w:rPr>
+        <w:t>Pilot 平台，让后台系统与销售、仓储、配送、财务等业务现场形成闭环，减少信息孤岛。项目目标中也明确包括建立系统间数据集成、消除信息孤岛。</w:t>
+      </w:r>
+    </w:p>
+    <w:p>
+      <w:pPr>
+        <w:numPr>
+          <w:ilvl w:val="0"/>
           <w:numId w:val="0"/>
         </w:numPr>
         <w:ind w:leftChars="0"/>
@@ -874,6 +913,7 @@
     <w:p>
       <w:pPr>
         <w:numPr>
+          <w:ilvl w:val="0"/>
           <w:numId w:val="0"/>
         </w:numPr>
         <w:ind w:leftChars="0" w:firstLine="420" w:firstLineChars="0"/>
@@ -893,6 +933,7 @@
     <w:p>
       <w:pPr>
         <w:numPr>
+          <w:ilvl w:val="0"/>
           <w:numId w:val="0"/>
         </w:numPr>
         <w:ind w:leftChars="0"/>
@@ -912,19 +953,20 @@
     <w:p>
       <w:pPr>
         <w:numPr>
+          <w:ilvl w:val="0"/>
           <w:numId w:val="0"/>
         </w:numPr>
         <w:ind w:leftChars="0" w:firstLine="420" w:firstLineChars="0"/>
       </w:pPr>
+      <w:r>
+        <w:rPr>
+          <w:rFonts w:hint="default"/>
+          <w:lang w:val="en-US" w:eastAsia="zh-CN"/>
+        </w:rPr>
+        <w:t>香港华达案例不仅解决单点流程自动化问题，还引入销售订单专员、销售报价专员、报账团队等数字员工能力，为企业后续扩展更多 AI 办公场景打下基础。</w:t>
+      </w:r>
       <w:bookmarkStart w:id="0" w:name="_GoBack"/>
       <w:bookmarkEnd w:id="0"/>
-      <w:r>
-        <w:rPr>
-          <w:rFonts w:hint="default"/>
-          <w:lang w:val="en-US" w:eastAsia="zh-CN"/>
-        </w:rPr>
-        <w:t>香港华达案例不仅解决单点流程自动化问题，还引入销售订单专员、销售报价专员、报账团队等数字员工能力，为企业后续扩展更多 AI 办公场景打下基础。</w:t>
-      </w:r>
     </w:p>
     <w:sectPr>
       <w:pgSz w:w="11906" w:h="16838"/>
